--- a/Billing.docx
+++ b/Billing.docx
@@ -56,11 +56,47 @@
                 <w:lang w:val="en-US"/>
               </w:rPr>
             </w:pPr>
-            <w:r>
-              <w:rPr>
-                <w:lang w:val="en-US"/>
-              </w:rPr>
-              <w:t>{{ customer_name }}</w:t>
+            <w:proofErr w:type="gramStart"/>
+            <w:r>
+              <w:rPr>
+                <w:lang w:val="en-US"/>
+              </w:rPr>
+              <w:t xml:space="preserve">{{ </w:t>
+            </w:r>
+            <w:proofErr w:type="spellStart"/>
+            <w:r>
+              <w:rPr>
+                <w:lang w:val="en-US"/>
+              </w:rPr>
+              <w:t>customer</w:t>
+            </w:r>
+            <w:proofErr w:type="gramEnd"/>
+            <w:r>
+              <w:rPr>
+                <w:lang w:val="en-US"/>
+              </w:rPr>
+              <w:t>_</w:t>
+            </w:r>
+            <w:proofErr w:type="gramStart"/>
+            <w:r>
+              <w:rPr>
+                <w:lang w:val="en-US"/>
+              </w:rPr>
+              <w:t>name</w:t>
+            </w:r>
+            <w:proofErr w:type="spellEnd"/>
+            <w:r>
+              <w:rPr>
+                <w:lang w:val="en-US"/>
+              </w:rPr>
+              <w:t xml:space="preserve"> }</w:t>
+            </w:r>
+            <w:proofErr w:type="gramEnd"/>
+            <w:r>
+              <w:rPr>
+                <w:lang w:val="en-US"/>
+              </w:rPr>
+              <w:t>}</w:t>
             </w:r>
           </w:p>
           <w:p>
@@ -103,11 +139,47 @@
                 <w:lang w:val="en-US"/>
               </w:rPr>
             </w:pPr>
-            <w:r>
-              <w:rPr>
-                <w:lang w:val="en-US"/>
-              </w:rPr>
-              <w:t>{{ customer_address }}</w:t>
+            <w:proofErr w:type="gramStart"/>
+            <w:r>
+              <w:rPr>
+                <w:lang w:val="en-US"/>
+              </w:rPr>
+              <w:t xml:space="preserve">{{ </w:t>
+            </w:r>
+            <w:proofErr w:type="spellStart"/>
+            <w:r>
+              <w:rPr>
+                <w:lang w:val="en-US"/>
+              </w:rPr>
+              <w:t>customer</w:t>
+            </w:r>
+            <w:proofErr w:type="gramEnd"/>
+            <w:r>
+              <w:rPr>
+                <w:lang w:val="en-US"/>
+              </w:rPr>
+              <w:t>_</w:t>
+            </w:r>
+            <w:proofErr w:type="gramStart"/>
+            <w:r>
+              <w:rPr>
+                <w:lang w:val="en-US"/>
+              </w:rPr>
+              <w:t>address</w:t>
+            </w:r>
+            <w:proofErr w:type="spellEnd"/>
+            <w:r>
+              <w:rPr>
+                <w:lang w:val="en-US"/>
+              </w:rPr>
+              <w:t xml:space="preserve"> }</w:t>
+            </w:r>
+            <w:proofErr w:type="gramEnd"/>
+            <w:r>
+              <w:rPr>
+                <w:lang w:val="en-US"/>
+              </w:rPr>
+              <w:t>}</w:t>
             </w:r>
           </w:p>
           <w:p>
@@ -137,11 +209,47 @@
               </w:rPr>
               <w:t xml:space="preserve"> </w:t>
             </w:r>
-            <w:r>
-              <w:rPr>
-                <w:lang w:val="en-US"/>
-              </w:rPr>
-              <w:t>{{ cust_gst }}</w:t>
+            <w:proofErr w:type="gramStart"/>
+            <w:r>
+              <w:rPr>
+                <w:lang w:val="en-US"/>
+              </w:rPr>
+              <w:t xml:space="preserve">{{ </w:t>
+            </w:r>
+            <w:proofErr w:type="spellStart"/>
+            <w:r>
+              <w:rPr>
+                <w:lang w:val="en-US"/>
+              </w:rPr>
+              <w:t>cust</w:t>
+            </w:r>
+            <w:proofErr w:type="gramEnd"/>
+            <w:r>
+              <w:rPr>
+                <w:lang w:val="en-US"/>
+              </w:rPr>
+              <w:t>_</w:t>
+            </w:r>
+            <w:proofErr w:type="gramStart"/>
+            <w:r>
+              <w:rPr>
+                <w:lang w:val="en-US"/>
+              </w:rPr>
+              <w:t>gst</w:t>
+            </w:r>
+            <w:proofErr w:type="spellEnd"/>
+            <w:r>
+              <w:rPr>
+                <w:lang w:val="en-US"/>
+              </w:rPr>
+              <w:t xml:space="preserve"> }</w:t>
+            </w:r>
+            <w:proofErr w:type="gramEnd"/>
+            <w:r>
+              <w:rPr>
+                <w:lang w:val="en-US"/>
+              </w:rPr>
+              <w:t>}</w:t>
             </w:r>
           </w:p>
           <w:p>
@@ -164,11 +272,47 @@
               </w:rPr>
               <w:t xml:space="preserve"> </w:t>
             </w:r>
-            <w:r>
-              <w:rPr>
-                <w:lang w:val="en-US"/>
-              </w:rPr>
-              <w:t>{{ place_of_supply }}</w:t>
+            <w:proofErr w:type="gramStart"/>
+            <w:r>
+              <w:rPr>
+                <w:lang w:val="en-US"/>
+              </w:rPr>
+              <w:t xml:space="preserve">{{ </w:t>
+            </w:r>
+            <w:proofErr w:type="spellStart"/>
+            <w:r>
+              <w:rPr>
+                <w:lang w:val="en-US"/>
+              </w:rPr>
+              <w:t>place</w:t>
+            </w:r>
+            <w:proofErr w:type="gramEnd"/>
+            <w:r>
+              <w:rPr>
+                <w:lang w:val="en-US"/>
+              </w:rPr>
+              <w:t>_of_</w:t>
+            </w:r>
+            <w:proofErr w:type="gramStart"/>
+            <w:r>
+              <w:rPr>
+                <w:lang w:val="en-US"/>
+              </w:rPr>
+              <w:t>supply</w:t>
+            </w:r>
+            <w:proofErr w:type="spellEnd"/>
+            <w:r>
+              <w:rPr>
+                <w:lang w:val="en-US"/>
+              </w:rPr>
+              <w:t xml:space="preserve"> }</w:t>
+            </w:r>
+            <w:proofErr w:type="gramEnd"/>
+            <w:r>
+              <w:rPr>
+                <w:lang w:val="en-US"/>
+              </w:rPr>
+              <w:t>}</w:t>
             </w:r>
             <w:r>
               <w:rPr>
@@ -246,6 +390,7 @@
                 <w:szCs w:val="20"/>
               </w:rPr>
             </w:pPr>
+            <w:proofErr w:type="gramStart"/>
             <w:r>
               <w:rPr>
                 <w:b/>
@@ -254,7 +399,40 @@
                 <w:sz w:val="20"/>
                 <w:szCs w:val="20"/>
               </w:rPr>
-              <w:t>{{ invoice_number }}</w:t>
+              <w:t xml:space="preserve">{{ </w:t>
+            </w:r>
+            <w:proofErr w:type="spellStart"/>
+            <w:r>
+              <w:rPr>
+                <w:b/>
+                <w:bCs/>
+                <w:color w:val="000000"/>
+                <w:sz w:val="20"/>
+                <w:szCs w:val="20"/>
+              </w:rPr>
+              <w:t>invoice</w:t>
+            </w:r>
+            <w:proofErr w:type="gramEnd"/>
+            <w:r>
+              <w:rPr>
+                <w:b/>
+                <w:bCs/>
+                <w:color w:val="000000"/>
+                <w:sz w:val="20"/>
+                <w:szCs w:val="20"/>
+              </w:rPr>
+              <w:t>_number</w:t>
+            </w:r>
+            <w:proofErr w:type="spellEnd"/>
+            <w:r>
+              <w:rPr>
+                <w:b/>
+                <w:bCs/>
+                <w:color w:val="000000"/>
+                <w:sz w:val="20"/>
+                <w:szCs w:val="20"/>
+              </w:rPr>
+              <w:t xml:space="preserve"> }}</w:t>
             </w:r>
           </w:p>
         </w:tc>
@@ -319,6 +497,7 @@
                 <w:szCs w:val="18"/>
               </w:rPr>
             </w:pPr>
+            <w:proofErr w:type="gramStart"/>
             <w:r>
               <w:rPr>
                 <w:b/>
@@ -327,7 +506,18 @@
                 <w:sz w:val="18"/>
                 <w:szCs w:val="18"/>
               </w:rPr>
-              <w:t>{{ date }}</w:t>
+              <w:t>{{ date</w:t>
+            </w:r>
+            <w:proofErr w:type="gramEnd"/>
+            <w:r>
+              <w:rPr>
+                <w:b/>
+                <w:bCs/>
+                <w:color w:val="000000"/>
+                <w:sz w:val="18"/>
+                <w:szCs w:val="18"/>
+              </w:rPr>
+              <w:t xml:space="preserve"> }}</w:t>
             </w:r>
           </w:p>
         </w:tc>
@@ -510,11 +700,33 @@
                 <w:color w:val="000000"/>
               </w:rPr>
             </w:pPr>
+            <w:proofErr w:type="gramStart"/>
             <w:r>
               <w:rPr>
                 <w:color w:val="000000"/>
               </w:rPr>
-              <w:t>{{ hsn_sac }}</w:t>
+              <w:t xml:space="preserve">{{ </w:t>
+            </w:r>
+            <w:proofErr w:type="spellStart"/>
+            <w:r>
+              <w:rPr>
+                <w:color w:val="000000"/>
+              </w:rPr>
+              <w:t>hsn</w:t>
+            </w:r>
+            <w:proofErr w:type="gramEnd"/>
+            <w:r>
+              <w:rPr>
+                <w:color w:val="000000"/>
+              </w:rPr>
+              <w:t>_sac</w:t>
+            </w:r>
+            <w:proofErr w:type="spellEnd"/>
+            <w:r>
+              <w:rPr>
+                <w:color w:val="000000"/>
+              </w:rPr>
+              <w:t xml:space="preserve"> }}</w:t>
             </w:r>
           </w:p>
         </w:tc>
@@ -529,11 +741,19 @@
                 <w:color w:val="000000"/>
               </w:rPr>
             </w:pPr>
+            <w:proofErr w:type="gramStart"/>
             <w:r>
               <w:rPr>
                 <w:color w:val="000000"/>
               </w:rPr>
-              <w:t>{{ description }}</w:t>
+              <w:t>{{ description</w:t>
+            </w:r>
+            <w:proofErr w:type="gramEnd"/>
+            <w:r>
+              <w:rPr>
+                <w:color w:val="000000"/>
+              </w:rPr>
+              <w:t xml:space="preserve"> }}</w:t>
             </w:r>
           </w:p>
         </w:tc>
@@ -547,11 +767,19 @@
                 <w:color w:val="000000"/>
               </w:rPr>
             </w:pPr>
+            <w:proofErr w:type="gramStart"/>
             <w:r>
               <w:rPr>
                 <w:color w:val="000000"/>
               </w:rPr>
-              <w:t>{{ rate }}</w:t>
+              <w:t>{{ rate</w:t>
+            </w:r>
+            <w:proofErr w:type="gramEnd"/>
+            <w:r>
+              <w:rPr>
+                <w:color w:val="000000"/>
+              </w:rPr>
+              <w:t xml:space="preserve"> }}</w:t>
             </w:r>
           </w:p>
         </w:tc>
@@ -562,16 +790,25 @@
           <w:p>
             <w:pPr>
               <w:rPr>
-                <w:rFonts w:ascii="Arial" w:hAnsi="Arial" w:cs="Arial"/>
-                <w:color w:val="231F20"/>
-              </w:rPr>
-            </w:pPr>
-            <w:r>
-              <w:rPr>
-                <w:rFonts w:ascii="Arial" w:hAnsi="Arial" w:cs="Arial"/>
-                <w:color w:val="231F20"/>
-              </w:rPr>
-              <w:t>{{ total }}</w:t>
+                <w:rFonts w:cstheme="minorHAnsi"/>
+                <w:color w:val="231F20"/>
+              </w:rPr>
+            </w:pPr>
+            <w:proofErr w:type="gramStart"/>
+            <w:r>
+              <w:rPr>
+                <w:rFonts w:cstheme="minorHAnsi"/>
+                <w:color w:val="231F20"/>
+              </w:rPr>
+              <w:t>{{ total</w:t>
+            </w:r>
+            <w:proofErr w:type="gramEnd"/>
+            <w:r>
+              <w:rPr>
+                <w:rFonts w:cstheme="minorHAnsi"/>
+                <w:color w:val="231F20"/>
+              </w:rPr>
+              <w:t xml:space="preserve"> }}</w:t>
             </w:r>
           </w:p>
         </w:tc>
@@ -642,17 +879,31 @@
                 <w:szCs w:val="20"/>
               </w:rPr>
             </w:pPr>
-            <w:r>
-              <w:rPr>
-                <w:rFonts w:ascii="Arial" w:hAnsi="Arial" w:cs="Arial"/>
-                <w:b/>
-                <w:bCs/>
-                <w:color w:val="231F20"/>
-                <w:sz w:val="20"/>
-                <w:szCs w:val="20"/>
-              </w:rPr>
-              <w:t>{{ total</w:t>
-            </w:r>
+            <w:proofErr w:type="gramStart"/>
+            <w:r>
+              <w:rPr>
+                <w:rFonts w:ascii="Arial" w:hAnsi="Arial" w:cs="Arial"/>
+                <w:b/>
+                <w:bCs/>
+                <w:color w:val="231F20"/>
+                <w:sz w:val="20"/>
+                <w:szCs w:val="20"/>
+              </w:rPr>
+              <w:t xml:space="preserve">{{ </w:t>
+            </w:r>
+            <w:proofErr w:type="spellStart"/>
+            <w:r>
+              <w:rPr>
+                <w:rFonts w:ascii="Arial" w:hAnsi="Arial" w:cs="Arial"/>
+                <w:b/>
+                <w:bCs/>
+                <w:color w:val="231F20"/>
+                <w:sz w:val="20"/>
+                <w:szCs w:val="20"/>
+              </w:rPr>
+              <w:t>total</w:t>
+            </w:r>
+            <w:proofErr w:type="gramEnd"/>
             <w:r>
               <w:rPr>
                 <w:rFonts w:ascii="Arial" w:hAnsi="Arial" w:cs="Arial"/>
@@ -664,6 +915,7 @@
               </w:rPr>
               <w:t>_taxable</w:t>
             </w:r>
+            <w:proofErr w:type="spellEnd"/>
             <w:r>
               <w:rPr>
                 <w:rFonts w:ascii="Arial" w:hAnsi="Arial" w:cs="Arial"/>
@@ -744,16 +996,29 @@
                 <w:szCs w:val="20"/>
               </w:rPr>
             </w:pPr>
-            <w:r>
-              <w:rPr>
-                <w:rFonts w:ascii="Arial" w:hAnsi="Arial" w:cs="Arial"/>
-                <w:b/>
-                <w:bCs/>
-                <w:color w:val="231F20"/>
-                <w:sz w:val="20"/>
-                <w:szCs w:val="20"/>
-              </w:rPr>
-              <w:t>{{ discount }}</w:t>
+            <w:proofErr w:type="gramStart"/>
+            <w:r>
+              <w:rPr>
+                <w:rFonts w:ascii="Arial" w:hAnsi="Arial" w:cs="Arial"/>
+                <w:b/>
+                <w:bCs/>
+                <w:color w:val="231F20"/>
+                <w:sz w:val="20"/>
+                <w:szCs w:val="20"/>
+              </w:rPr>
+              <w:t>{{ discount</w:t>
+            </w:r>
+            <w:proofErr w:type="gramEnd"/>
+            <w:r>
+              <w:rPr>
+                <w:rFonts w:ascii="Arial" w:hAnsi="Arial" w:cs="Arial"/>
+                <w:b/>
+                <w:bCs/>
+                <w:color w:val="231F20"/>
+                <w:sz w:val="20"/>
+                <w:szCs w:val="20"/>
+              </w:rPr>
+              <w:t xml:space="preserve"> }}</w:t>
             </w:r>
           </w:p>
         </w:tc>
@@ -825,6 +1090,7 @@
                 <w:szCs w:val="20"/>
               </w:rPr>
             </w:pPr>
+            <w:proofErr w:type="gramStart"/>
             <w:r>
               <w:rPr>
                 <w:rFonts w:ascii="Arial" w:hAnsi="Arial" w:cs="Arial"/>
@@ -845,7 +1111,32 @@
                 <w:sz w:val="20"/>
                 <w:szCs w:val="20"/>
               </w:rPr>
-              <w:t xml:space="preserve"> cgst }}</w:t>
+              <w:t xml:space="preserve"> </w:t>
+            </w:r>
+            <w:proofErr w:type="spellStart"/>
+            <w:r>
+              <w:rPr>
+                <w:rFonts w:ascii="Arial" w:hAnsi="Arial" w:cs="Arial"/>
+                <w:b/>
+                <w:bCs/>
+                <w:color w:val="231F20"/>
+                <w:sz w:val="20"/>
+                <w:szCs w:val="20"/>
+              </w:rPr>
+              <w:t>cgst</w:t>
+            </w:r>
+            <w:proofErr w:type="spellEnd"/>
+            <w:proofErr w:type="gramEnd"/>
+            <w:r>
+              <w:rPr>
+                <w:rFonts w:ascii="Arial" w:hAnsi="Arial" w:cs="Arial"/>
+                <w:b/>
+                <w:bCs/>
+                <w:color w:val="231F20"/>
+                <w:sz w:val="20"/>
+                <w:szCs w:val="20"/>
+              </w:rPr>
+              <w:t xml:space="preserve"> }}</w:t>
             </w:r>
           </w:p>
         </w:tc>
@@ -915,16 +1206,42 @@
                 <w:szCs w:val="20"/>
               </w:rPr>
             </w:pPr>
-            <w:r>
-              <w:rPr>
-                <w:rFonts w:ascii="Arial" w:hAnsi="Arial" w:cs="Arial"/>
-                <w:b/>
-                <w:bCs/>
-                <w:color w:val="231F20"/>
-                <w:sz w:val="20"/>
-                <w:szCs w:val="20"/>
-              </w:rPr>
-              <w:t>{{ sgst }}</w:t>
+            <w:proofErr w:type="gramStart"/>
+            <w:r>
+              <w:rPr>
+                <w:rFonts w:ascii="Arial" w:hAnsi="Arial" w:cs="Arial"/>
+                <w:b/>
+                <w:bCs/>
+                <w:color w:val="231F20"/>
+                <w:sz w:val="20"/>
+                <w:szCs w:val="20"/>
+              </w:rPr>
+              <w:t xml:space="preserve">{{ </w:t>
+            </w:r>
+            <w:proofErr w:type="spellStart"/>
+            <w:r>
+              <w:rPr>
+                <w:rFonts w:ascii="Arial" w:hAnsi="Arial" w:cs="Arial"/>
+                <w:b/>
+                <w:bCs/>
+                <w:color w:val="231F20"/>
+                <w:sz w:val="20"/>
+                <w:szCs w:val="20"/>
+              </w:rPr>
+              <w:t>sgst</w:t>
+            </w:r>
+            <w:proofErr w:type="spellEnd"/>
+            <w:proofErr w:type="gramEnd"/>
+            <w:r>
+              <w:rPr>
+                <w:rFonts w:ascii="Arial" w:hAnsi="Arial" w:cs="Arial"/>
+                <w:b/>
+                <w:bCs/>
+                <w:color w:val="231F20"/>
+                <w:sz w:val="20"/>
+                <w:szCs w:val="20"/>
+              </w:rPr>
+              <w:t xml:space="preserve"> }}</w:t>
             </w:r>
           </w:p>
         </w:tc>
@@ -995,16 +1312,53 @@
                 <w:szCs w:val="20"/>
               </w:rPr>
             </w:pPr>
-            <w:r>
-              <w:rPr>
-                <w:rFonts w:ascii="Arial" w:hAnsi="Arial" w:cs="Arial"/>
-                <w:b/>
-                <w:bCs/>
-                <w:color w:val="231F20"/>
-                <w:sz w:val="20"/>
-                <w:szCs w:val="20"/>
-              </w:rPr>
-              <w:t>{{ other_charges }}</w:t>
+            <w:proofErr w:type="gramStart"/>
+            <w:r>
+              <w:rPr>
+                <w:rFonts w:ascii="Arial" w:hAnsi="Arial" w:cs="Arial"/>
+                <w:b/>
+                <w:bCs/>
+                <w:color w:val="231F20"/>
+                <w:sz w:val="20"/>
+                <w:szCs w:val="20"/>
+              </w:rPr>
+              <w:t xml:space="preserve">{{ </w:t>
+            </w:r>
+            <w:proofErr w:type="spellStart"/>
+            <w:r>
+              <w:rPr>
+                <w:rFonts w:ascii="Arial" w:hAnsi="Arial" w:cs="Arial"/>
+                <w:b/>
+                <w:bCs/>
+                <w:color w:val="231F20"/>
+                <w:sz w:val="20"/>
+                <w:szCs w:val="20"/>
+              </w:rPr>
+              <w:t>other</w:t>
+            </w:r>
+            <w:proofErr w:type="gramEnd"/>
+            <w:r>
+              <w:rPr>
+                <w:rFonts w:ascii="Arial" w:hAnsi="Arial" w:cs="Arial"/>
+                <w:b/>
+                <w:bCs/>
+                <w:color w:val="231F20"/>
+                <w:sz w:val="20"/>
+                <w:szCs w:val="20"/>
+              </w:rPr>
+              <w:t>_charges</w:t>
+            </w:r>
+            <w:proofErr w:type="spellEnd"/>
+            <w:r>
+              <w:rPr>
+                <w:rFonts w:ascii="Arial" w:hAnsi="Arial" w:cs="Arial"/>
+                <w:b/>
+                <w:bCs/>
+                <w:color w:val="231F20"/>
+                <w:sz w:val="20"/>
+                <w:szCs w:val="20"/>
+              </w:rPr>
+              <w:t xml:space="preserve"> }}</w:t>
             </w:r>
           </w:p>
         </w:tc>
@@ -1075,16 +1429,53 @@
                 <w:szCs w:val="20"/>
               </w:rPr>
             </w:pPr>
-            <w:r>
-              <w:rPr>
-                <w:rFonts w:ascii="Arial" w:hAnsi="Arial" w:cs="Arial"/>
-                <w:b/>
-                <w:bCs/>
-                <w:color w:val="231F20"/>
-                <w:sz w:val="20"/>
-                <w:szCs w:val="20"/>
-              </w:rPr>
-              <w:t>{{ grand_total }}</w:t>
+            <w:proofErr w:type="gramStart"/>
+            <w:r>
+              <w:rPr>
+                <w:rFonts w:ascii="Arial" w:hAnsi="Arial" w:cs="Arial"/>
+                <w:b/>
+                <w:bCs/>
+                <w:color w:val="231F20"/>
+                <w:sz w:val="20"/>
+                <w:szCs w:val="20"/>
+              </w:rPr>
+              <w:t xml:space="preserve">{{ </w:t>
+            </w:r>
+            <w:proofErr w:type="spellStart"/>
+            <w:r>
+              <w:rPr>
+                <w:rFonts w:ascii="Arial" w:hAnsi="Arial" w:cs="Arial"/>
+                <w:b/>
+                <w:bCs/>
+                <w:color w:val="231F20"/>
+                <w:sz w:val="20"/>
+                <w:szCs w:val="20"/>
+              </w:rPr>
+              <w:t>grand</w:t>
+            </w:r>
+            <w:proofErr w:type="gramEnd"/>
+            <w:r>
+              <w:rPr>
+                <w:rFonts w:ascii="Arial" w:hAnsi="Arial" w:cs="Arial"/>
+                <w:b/>
+                <w:bCs/>
+                <w:color w:val="231F20"/>
+                <w:sz w:val="20"/>
+                <w:szCs w:val="20"/>
+              </w:rPr>
+              <w:t>_total</w:t>
+            </w:r>
+            <w:proofErr w:type="spellEnd"/>
+            <w:r>
+              <w:rPr>
+                <w:rFonts w:ascii="Arial" w:hAnsi="Arial" w:cs="Arial"/>
+                <w:b/>
+                <w:bCs/>
+                <w:color w:val="231F20"/>
+                <w:sz w:val="20"/>
+                <w:szCs w:val="20"/>
+              </w:rPr>
+              <w:t xml:space="preserve"> }}</w:t>
             </w:r>
           </w:p>
         </w:tc>
